--- a/docs/Huong-dan-su-dung.docx
+++ b/docs/Huong-dan-su-dung.docx
@@ -222,7 +222,7 @@
         <w:rPr>
           <w:color w:val="38422B"/>
         </w:rPr>
-        <w:t xml:space="preserve">3 cấp phân quyền</w:t>
+        <w:t xml:space="preserve">4 cấp phân quyền</w:t>
       </w:r>
     </w:p>
     <w:p>
@@ -230,7 +230,41 @@
         <w:spacing w:after="120"/>
       </w:pPr>
       <w:r>
-        <w:t xml:space="preserve">Khi hệ thống bật đăng nhập, mỗi tài khoản mang đúng 1 trong 3 vai trò sau. Xem chi tiết đầy đủ ở mục </w:t>
+        <w:t xml:space="preserve">Khi hệ thống bật đăng nhập, mỗi tài khoản mang đúng 1 trong 4 vai trò sau. </w:t>
+      </w:r>
+      <w:r>
+        <w:rPr>
+          <w:b/>
+          <w:bCs/>
+          <w:color w:val="3C5C30"/>
+        </w:rPr>
+        <w:t xml:space="preserve">[BGĐ]</w:t>
+      </w:r>
+      <w:r>
+        <w:t xml:space="preserve"> giống hệt </w:t>
+      </w:r>
+      <w:r>
+        <w:rPr>
+          <w:b/>
+          <w:bCs/>
+          <w:color w:val="3C5C30"/>
+        </w:rPr>
+        <w:t xml:space="preserve">[CHỈ XEM]</w:t>
+      </w:r>
+      <w:r>
+        <w:t xml:space="preserve"> (không sửa/xóa/tạo được gì) — NGOẠI TRỪ được thao tác nút </w:t>
+      </w:r>
+      <w:r>
+        <w:rPr>
+          <w:rFonts w:ascii="Consolas" w:cs="Consolas" w:eastAsia="Consolas" w:hAnsi="Consolas"/>
+          <w:b/>
+          <w:bCs/>
+          <w:color w:val="3E5C30"/>
+        </w:rPr>
+        <w:t xml:space="preserve">Chấm điểm</w:t>
+      </w:r>
+      <w:r>
+        <w:t xml:space="preserve"> ở menu Nhiệm vụ (Backlog). Xem chi tiết đầy đủ ở mục </w:t>
       </w:r>
       <w:r>
         <w:rPr>
@@ -264,6 +298,17 @@
           <w:color w:val="79500F"/>
         </w:rPr>
         <w:t xml:space="preserve">[BIÊN TẬP]</w:t>
+      </w:r>
+      <w:r>
+        <w:t xml:space="preserve">   </w:t>
+      </w:r>
+      <w:r>
+        <w:rPr>
+          <w:b/>
+          <w:bCs/>
+          <w:color w:val="3C5C30"/>
+        </w:rPr>
+        <w:t xml:space="preserve">[BGĐ]</w:t>
       </w:r>
       <w:r>
         <w:t xml:space="preserve">   </w:t>
@@ -1066,7 +1111,7 @@
                 <w:b w:val="false"/>
                 <w:bCs w:val="false"/>
               </w:rPr>
-              <w:t xml:space="preserve">Biên tập</w:t>
+              <w:t xml:space="preserve">BGĐ Admin</w:t>
             </w:r>
           </w:p>
         </w:tc>
@@ -3173,10 +3218,11 @@
         </w:tblBorders>
       </w:tblPr>
       <w:tblGrid>
-        <w:gridCol w:w="2257"/>
-        <w:gridCol w:w="2257"/>
-        <w:gridCol w:w="2257"/>
-        <w:gridCol w:w="2257"/>
+        <w:gridCol w:w="1805"/>
+        <w:gridCol w:w="1805"/>
+        <w:gridCol w:w="1805"/>
+        <w:gridCol w:w="1805"/>
+        <w:gridCol w:w="1805"/>
       </w:tblGrid>
       <w:tr>
         <w:trPr>
@@ -3246,6 +3292,23 @@
                 <w:b/>
                 <w:bCs/>
               </w:rPr>
+              <w:t xml:space="preserve">BGĐ</w:t>
+            </w:r>
+          </w:p>
+        </w:tc>
+        <w:tc>
+          <w:tcPr>
+            <w:shd w:fill="E6EDD9" w:color="auto" w:val="clear"/>
+          </w:tcPr>
+          <w:p>
+            <w:pPr>
+              <w:jc w:val="center"/>
+            </w:pPr>
+            <w:r>
+              <w:rPr>
+                <w:b/>
+                <w:bCs/>
+              </w:rPr>
               <w:t xml:space="preserve">Admin</w:t>
             </w:r>
           </w:p>
@@ -3308,6 +3371,20 @@
             </w:r>
           </w:p>
         </w:tc>
+        <w:tc>
+          <w:p>
+            <w:pPr>
+              <w:jc w:val="center"/>
+            </w:pPr>
+            <w:r>
+              <w:rPr>
+                <w:b w:val="false"/>
+                <w:bCs w:val="false"/>
+              </w:rPr>
+              <w:t xml:space="preserve">✓</w:t>
+            </w:r>
+          </w:p>
+        </w:tc>
       </w:tr>
       <w:tr>
         <w:tc>
@@ -3366,6 +3443,20 @@
             </w:r>
           </w:p>
         </w:tc>
+        <w:tc>
+          <w:p>
+            <w:pPr>
+              <w:jc w:val="center"/>
+            </w:pPr>
+            <w:r>
+              <w:rPr>
+                <w:b w:val="false"/>
+                <w:bCs w:val="false"/>
+              </w:rPr>
+              <w:t xml:space="preserve">✓</w:t>
+            </w:r>
+          </w:p>
+        </w:tc>
       </w:tr>
       <w:tr>
         <w:tc>
@@ -3378,7 +3469,21 @@
                 <w:b w:val="false"/>
                 <w:bCs w:val="false"/>
               </w:rPr>
-              <w:t xml:space="preserve">Thêm / Sửa dữ liệu nghiệp vụ (task, nhân sự, CSKH, roadmap…)</w:t>
+              <w:t xml:space="preserve">Chấm điểm nhiệm vụ (nút Chấm điểm, Backlog)</w:t>
+            </w:r>
+          </w:p>
+        </w:tc>
+        <w:tc>
+          <w:p>
+            <w:pPr>
+              <w:jc w:val="center"/>
+            </w:pPr>
+            <w:r>
+              <w:rPr>
+                <w:b w:val="false"/>
+                <w:bCs w:val="false"/>
+              </w:rPr>
+              <w:t xml:space="preserve">—</w:t>
             </w:r>
           </w:p>
         </w:tc>
@@ -3436,7 +3541,7 @@
                 <w:b w:val="false"/>
                 <w:bCs w:val="false"/>
               </w:rPr>
-              <w:t xml:space="preserve">Duyệt / Từ chối Yêu cầu tính năng (đúng phòng đích)</w:t>
+              <w:t xml:space="preserve">Thêm / Sửa dữ liệu nghiệp vụ khác (task, nhân sự, CSKH, roadmap…)</w:t>
             </w:r>
           </w:p>
         </w:tc>
@@ -3465,6 +3570,20 @@
                 <w:bCs w:val="false"/>
               </w:rPr>
               <w:t xml:space="preserve">✓</w:t>
+            </w:r>
+          </w:p>
+        </w:tc>
+        <w:tc>
+          <w:p>
+            <w:pPr>
+              <w:jc w:val="center"/>
+            </w:pPr>
+            <w:r>
+              <w:rPr>
+                <w:b w:val="false"/>
+                <w:bCs w:val="false"/>
+              </w:rPr>
+              <w:t xml:space="preserve">—</w:t>
             </w:r>
           </w:p>
         </w:tc>
@@ -3494,7 +3613,7 @@
                 <w:b w:val="false"/>
                 <w:bCs w:val="false"/>
               </w:rPr>
-              <w:t xml:space="preserve">Xóa dữ liệu nghiệp vụ</w:t>
+              <w:t xml:space="preserve">Duyệt / Từ chối Yêu cầu tính năng (đúng phòng đích)</w:t>
             </w:r>
           </w:p>
         </w:tc>
@@ -3509,6 +3628,20 @@
                 <w:bCs w:val="false"/>
               </w:rPr>
               <w:t xml:space="preserve">—</w:t>
+            </w:r>
+          </w:p>
+        </w:tc>
+        <w:tc>
+          <w:p>
+            <w:pPr>
+              <w:jc w:val="center"/>
+            </w:pPr>
+            <w:r>
+              <w:rPr>
+                <w:b w:val="false"/>
+                <w:bCs w:val="false"/>
+              </w:rPr>
+              <w:t xml:space="preserve">✓</w:t>
             </w:r>
           </w:p>
         </w:tc>
@@ -3552,7 +3685,21 @@
                 <w:b w:val="false"/>
                 <w:bCs w:val="false"/>
               </w:rPr>
-              <w:t xml:space="preserve">Tạo / Xóa tháng backlog</w:t>
+              <w:t xml:space="preserve">Xóa dữ liệu nghiệp vụ</w:t>
+            </w:r>
+          </w:p>
+        </w:tc>
+        <w:tc>
+          <w:p>
+            <w:pPr>
+              <w:jc w:val="center"/>
+            </w:pPr>
+            <w:r>
+              <w:rPr>
+                <w:b w:val="false"/>
+                <w:bCs w:val="false"/>
+              </w:rPr>
+              <w:t xml:space="preserve">—</w:t>
             </w:r>
           </w:p>
         </w:tc>
@@ -3610,7 +3757,21 @@
                 <w:b w:val="false"/>
                 <w:bCs w:val="false"/>
               </w:rPr>
-              <w:t xml:space="preserve">Trang Cấu hình (Tiêu chí, Ranking, Danh mục, Phòng ban, Quản lý User)</w:t>
+              <w:t xml:space="preserve">Tạo / Xóa tháng backlog</w:t>
+            </w:r>
+          </w:p>
+        </w:tc>
+        <w:tc>
+          <w:p>
+            <w:pPr>
+              <w:jc w:val="center"/>
+            </w:pPr>
+            <w:r>
+              <w:rPr>
+                <w:b w:val="false"/>
+                <w:bCs w:val="false"/>
+              </w:rPr>
+              <w:t xml:space="preserve">—</w:t>
             </w:r>
           </w:p>
         </w:tc>
@@ -3668,7 +3829,93 @@
                 <w:b w:val="false"/>
                 <w:bCs w:val="false"/>
               </w:rPr>
+              <w:t xml:space="preserve">Trang Cấu hình (Tiêu chí, Ranking, Danh mục, Phòng ban, Quản lý User)</w:t>
+            </w:r>
+          </w:p>
+        </w:tc>
+        <w:tc>
+          <w:p>
+            <w:pPr>
+              <w:jc w:val="center"/>
+            </w:pPr>
+            <w:r>
+              <w:rPr>
+                <w:b w:val="false"/>
+                <w:bCs w:val="false"/>
+              </w:rPr>
+              <w:t xml:space="preserve">—</w:t>
+            </w:r>
+          </w:p>
+        </w:tc>
+        <w:tc>
+          <w:p>
+            <w:pPr>
+              <w:jc w:val="center"/>
+            </w:pPr>
+            <w:r>
+              <w:rPr>
+                <w:b w:val="false"/>
+                <w:bCs w:val="false"/>
+              </w:rPr>
+              <w:t xml:space="preserve">—</w:t>
+            </w:r>
+          </w:p>
+        </w:tc>
+        <w:tc>
+          <w:p>
+            <w:pPr>
+              <w:jc w:val="center"/>
+            </w:pPr>
+            <w:r>
+              <w:rPr>
+                <w:b w:val="false"/>
+                <w:bCs w:val="false"/>
+              </w:rPr>
+              <w:t xml:space="preserve">—</w:t>
+            </w:r>
+          </w:p>
+        </w:tc>
+        <w:tc>
+          <w:p>
+            <w:pPr>
+              <w:jc w:val="center"/>
+            </w:pPr>
+            <w:r>
+              <w:rPr>
+                <w:b w:val="false"/>
+                <w:bCs w:val="false"/>
+              </w:rPr>
+              <w:t xml:space="preserve">✓</w:t>
+            </w:r>
+          </w:p>
+        </w:tc>
+      </w:tr>
+      <w:tr>
+        <w:tc>
+          <w:p>
+            <w:pPr>
+              <w:jc w:val="left"/>
+            </w:pPr>
+            <w:r>
+              <w:rPr>
+                <w:b w:val="false"/>
+                <w:bCs w:val="false"/>
+              </w:rPr>
               <w:t xml:space="preserve">Trang Nhật ký hoạt động</w:t>
+            </w:r>
+          </w:p>
+        </w:tc>
+        <w:tc>
+          <w:p>
+            <w:pPr>
+              <w:jc w:val="center"/>
+            </w:pPr>
+            <w:r>
+              <w:rPr>
+                <w:b w:val="false"/>
+                <w:bCs w:val="false"/>
+              </w:rPr>
+              <w:t xml:space="preserve">—</w:t>
             </w:r>
           </w:p>
         </w:tc>
